--- a/demo/memo.docx
+++ b/demo/memo.docx
@@ -62,7 +62,7 @@
 <w:hdr xmlns:w="http://schemas.openxmlformats.org/wordprocessingml/2006/main">
   <w:p>
     <w:r>
-      <w:t>HeaderOnly</w:t>
+      <w:t>CONFIDENTIAL - Agent Pilot Memo</w:t>
     </w:r>
   </w:p>
 </w:hdr>

--- a/demo/memo.docx
+++ b/demo/memo.docx
@@ -12,7 +12,16 @@
     </w:p>
     <w:p>
       <w:r>
-        <w:t>We ran a two-week pilot using Dotall for spreadsheet and document edits.</w:t>
+        <w:rPr>
+          <w:b/>
+        </w:rPr>
+        <w:t>We ran a two-week pilot</w:t>
+      </w:r>
+      <w:r>
+        <w:rPr>
+          <w:i/>
+        </w:rPr>
+        <w:t> using Dotall for spreadsheet and document edits.</w:t>
       </w:r>
     </w:p>
     <w:p>

--- a/demo/memo.docx
+++ b/demo/memo.docx
@@ -392,9 +392,11 @@
     </w:r>
     <w:r>
       <w:rPr>
+        <w:color w:val="595959"/>
         <w:sz w:val="16"/>
       </w:rPr>
       <w:tab/>
+      <w:t xml:space="preserve">Page </w:t>
     </w:r>
     <w:r>
       <w:rPr>
@@ -403,22 +405,8 @@
       </w:rPr>
       <w:fldChar w:fldCharType="begin"/>
       <w:instrText xml:space="preserve"> PAGE </w:instrText>
-      <w:fldChar w:fldCharType="end"/>
-    </w:r>
-    <w:r>
-      <w:rPr>
-        <w:color w:val="595959"/>
-        <w:sz w:val="16"/>
-      </w:rPr>
-      <w:t xml:space="preserve"> of </w:t>
-    </w:r>
-    <w:r>
-      <w:rPr>
-        <w:color w:val="595959"/>
-        <w:sz w:val="16"/>
-      </w:rPr>
-      <w:fldChar w:fldCharType="begin"/>
-      <w:instrText xml:space="preserve"> NUMPAGES </w:instrText>
+      <w:fldChar w:fldCharType="separate"/>
+      <w:t>1</w:t>
       <w:fldChar w:fldCharType="end"/>
     </w:r>
   </w:p>
